--- a/zht/docx/050.content.docx
+++ b/zht/docx/050.content.docx
@@ -211,18 +211,13 @@
         </w:rPr>
         <w:t>天使是神所造的超自然靈界存在。 天使將神的信息傳遞給人們。 「耶和華的使者」或「雅威（Yahweh）的使者」是一個特別的天使，他説話帶著如此大的</w:t>
       </w:r>
-      <w:hyperlink r:id="rId13">
-        <w:r>
-          <w:rPr>
-            <w:lang w:val="zh_TW" w:bidi="zh_TW"/>
-          </w:rPr>
-          <w:rPr>
-            <w:color w:val="0000EE"/>
-            <w:u w:val="single"/>
-          </w:rPr>
-          <w:t>權柄</w:t>
-        </w:r>
-      </w:hyperlink>
+      <w:r>
+        <w:rPr>
+          <w:b/>
+          <w:lang w:val="zh_TW" w:bidi="zh_TW"/>
+        </w:rPr>
+        <w:t>權柄</w:t>
+      </w:r>
       <w:r>
         <w:rPr>
           <w:lang w:val="zh_TW" w:bidi="zh_TW"/>
